--- a/download/service_providing_group_product_application.docx
+++ b/download/service_providing_group_product_application.docx
@@ -1171,6 +1171,95 @@
               <w:pStyle w:val="Compact"/>
             </w:pPr>
             <w:r>
+              <w:t xml:space="preserve">created_at</w:t>
+            </w:r>
+          </w:p>
+        </w:tc>
+        <w:tc>
+          <w:tcPr/>
+          <w:p>
+            <w:pPr>
+              <w:pStyle w:val="Compact"/>
+            </w:pPr>
+            <w:r>
+              <w:t xml:space="preserve">When the application was first created.</w:t>
+            </w:r>
+          </w:p>
+        </w:tc>
+        <w:tc>
+          <w:tcPr/>
+          <w:p>
+            <w:pPr>
+              <w:pStyle w:val="Compact"/>
+            </w:pPr>
+            <w:r>
+              <w:t xml:space="preserve">date-time</w:t>
+            </w:r>
+            <w:r>
+              <w:t xml:space="preserve">Read only</w:t>
+            </w:r>
+          </w:p>
+        </w:tc>
+        <w:tc>
+          <w:tcPr/>
+          <w:p>
+            <w:pPr>
+              <w:pStyle w:val="Compact"/>
+            </w:pPr>
+          </w:p>
+        </w:tc>
+      </w:tr>
+      <w:tr>
+        <w:tc>
+          <w:tcPr/>
+          <w:p>
+            <w:pPr>
+              <w:pStyle w:val="Compact"/>
+            </w:pPr>
+            <w:r>
+              <w:t xml:space="preserve">complete_at</w:t>
+            </w:r>
+          </w:p>
+        </w:tc>
+        <w:tc>
+          <w:tcPr/>
+          <w:p>
+            <w:pPr>
+              <w:pStyle w:val="Compact"/>
+            </w:pPr>
+            <w:r>
+              <w:t xml:space="preserve">When the application was last marked complete by the procuring system operator.</w:t>
+            </w:r>
+          </w:p>
+        </w:tc>
+        <w:tc>
+          <w:tcPr/>
+          <w:p>
+            <w:pPr>
+              <w:pStyle w:val="Compact"/>
+            </w:pPr>
+            <w:r>
+              <w:t xml:space="preserve">date-time</w:t>
+            </w:r>
+          </w:p>
+        </w:tc>
+        <w:tc>
+          <w:tcPr/>
+          <w:p>
+            <w:pPr>
+              <w:pStyle w:val="Compact"/>
+            </w:pPr>
+          </w:p>
+        </w:tc>
+      </w:tr>
+      <w:tr>
+        <w:tc>
+          <w:tcPr/>
+          <w:p>
+            <w:pPr>
+              <w:pStyle w:val="Compact"/>
+            </w:pPr>
+            <w:r>
               <w:t xml:space="preserve">recorded_at</w:t>
             </w:r>
           </w:p>
@@ -1861,6 +1950,98 @@
             </w:pPr>
             <w:r>
               <w:t xml:space="preserve">Product types can be applied for only once per SPG and system operator.</w:t>
+            </w:r>
+          </w:p>
+        </w:tc>
+        <w:tc>
+          <w:tcPr/>
+          <w:p>
+            <w:pPr>
+              <w:pStyle w:val="Compact"/>
+            </w:pPr>
+            <w:r>
+              <w:t xml:space="preserve">DONE</w:t>
+            </w:r>
+          </w:p>
+        </w:tc>
+      </w:tr>
+      <w:tr>
+        <w:tc>
+          <w:tcPr/>
+          <w:p>
+            <w:pPr>
+              <w:pStyle w:val="Compact"/>
+            </w:pPr>
+            <w:r>
+              <w:t xml:space="preserve">SPGPA-VAL011</w:t>
+            </w:r>
+          </w:p>
+        </w:tc>
+        <w:tc>
+          <w:tcPr/>
+          <w:p>
+            <w:pPr>
+              <w:pStyle w:val="Compact"/>
+            </w:pPr>
+            <w:r>
+              <w:t xml:space="preserve">When</w:t>
+            </w:r>
+            <w:r>
+              <w:t xml:space="preserve"> </w:t>
+            </w:r>
+            <w:r>
+              <w:rPr>
+                <w:rStyle w:val="VerbatimChar"/>
+              </w:rPr>
+              <w:t xml:space="preserve">status</w:t>
+            </w:r>
+            <w:r>
+              <w:t xml:space="preserve"> </w:t>
+            </w:r>
+            <w:r>
+              <w:t xml:space="preserve">is different from</w:t>
+            </w:r>
+            <w:r>
+              <w:t xml:space="preserve"> </w:t>
+            </w:r>
+            <w:r>
+              <w:rPr>
+                <w:rStyle w:val="VerbatimChar"/>
+              </w:rPr>
+              <w:t xml:space="preserve">requested</w:t>
+            </w:r>
+            <w:r>
+              <w:t xml:space="preserve"> </w:t>
+            </w:r>
+            <w:r>
+              <w:t xml:space="preserve">or</w:t>
+            </w:r>
+            <w:r>
+              <w:t xml:space="preserve"> </w:t>
+            </w:r>
+            <w:r>
+              <w:rPr>
+                <w:rStyle w:val="VerbatimChar"/>
+              </w:rPr>
+              <w:t xml:space="preserve">rejected</w:t>
+            </w:r>
+            <w:r>
+              <w:t xml:space="preserve">, then</w:t>
+            </w:r>
+            <w:r>
+              <w:t xml:space="preserve"> </w:t>
+            </w:r>
+            <w:r>
+              <w:rPr>
+                <w:rStyle w:val="VerbatimChar"/>
+              </w:rPr>
+              <w:t xml:space="preserve">complete_at</w:t>
+            </w:r>
+            <w:r>
+              <w:t xml:space="preserve"> </w:t>
+            </w:r>
+            <w:r>
+              <w:t xml:space="preserve">must be set in the resource or by the request.</w:t>
             </w:r>
           </w:p>
         </w:tc>
@@ -4285,6 +4466,218 @@
             </w:pPr>
             <w:r>
               <w:t xml:space="preserve">R</w:t>
+            </w:r>
+          </w:p>
+        </w:tc>
+        <w:tc>
+          <w:tcPr/>
+          <w:p>
+            <w:pPr>
+              <w:pStyle w:val="Compact"/>
+            </w:pPr>
+            <w:r>
+              <w:t xml:space="preserve">R</w:t>
+            </w:r>
+          </w:p>
+        </w:tc>
+        <w:tc>
+          <w:tcPr/>
+          <w:p>
+            <w:pPr>
+              <w:pStyle w:val="Compact"/>
+            </w:pPr>
+            <w:r>
+              <w:t xml:space="preserve">R</w:t>
+            </w:r>
+          </w:p>
+        </w:tc>
+        <w:tc>
+          <w:tcPr/>
+          <w:p>
+            <w:pPr>
+              <w:pStyle w:val="Compact"/>
+            </w:pPr>
+          </w:p>
+        </w:tc>
+      </w:tr>
+      <w:tr>
+        <w:tc>
+          <w:tcPr/>
+          <w:p>
+            <w:pPr>
+              <w:pStyle w:val="Compact"/>
+            </w:pPr>
+            <w:r>
+              <w:t xml:space="preserve">created_at</w:t>
+            </w:r>
+          </w:p>
+        </w:tc>
+        <w:tc>
+          <w:tcPr/>
+          <w:p>
+            <w:pPr>
+              <w:pStyle w:val="Compact"/>
+            </w:pPr>
+          </w:p>
+        </w:tc>
+        <w:tc>
+          <w:tcPr/>
+          <w:p>
+            <w:pPr>
+              <w:pStyle w:val="Compact"/>
+            </w:pPr>
+            <w:r>
+              <w:t xml:space="preserve">R</w:t>
+            </w:r>
+          </w:p>
+        </w:tc>
+        <w:tc>
+          <w:tcPr/>
+          <w:p>
+            <w:pPr>
+              <w:pStyle w:val="Compact"/>
+            </w:pPr>
+            <w:r>
+              <w:t xml:space="preserve">R</w:t>
+            </w:r>
+          </w:p>
+        </w:tc>
+        <w:tc>
+          <w:tcPr/>
+          <w:p>
+            <w:pPr>
+              <w:pStyle w:val="Compact"/>
+            </w:pPr>
+            <w:r>
+              <w:t xml:space="preserve">R</w:t>
+            </w:r>
+          </w:p>
+        </w:tc>
+        <w:tc>
+          <w:tcPr/>
+          <w:p>
+            <w:pPr>
+              <w:pStyle w:val="Compact"/>
+            </w:pPr>
+            <w:r>
+              <w:t xml:space="preserve">R</w:t>
+            </w:r>
+          </w:p>
+        </w:tc>
+        <w:tc>
+          <w:tcPr/>
+          <w:p>
+            <w:pPr>
+              <w:pStyle w:val="Compact"/>
+            </w:pPr>
+            <w:r>
+              <w:t xml:space="preserve">R</w:t>
+            </w:r>
+          </w:p>
+        </w:tc>
+        <w:tc>
+          <w:tcPr/>
+          <w:p>
+            <w:pPr>
+              <w:pStyle w:val="Compact"/>
+            </w:pPr>
+            <w:r>
+              <w:t xml:space="preserve">R</w:t>
+            </w:r>
+          </w:p>
+        </w:tc>
+        <w:tc>
+          <w:tcPr/>
+          <w:p>
+            <w:pPr>
+              <w:pStyle w:val="Compact"/>
+            </w:pPr>
+            <w:r>
+              <w:t xml:space="preserve">R</w:t>
+            </w:r>
+          </w:p>
+        </w:tc>
+        <w:tc>
+          <w:tcPr/>
+          <w:p>
+            <w:pPr>
+              <w:pStyle w:val="Compact"/>
+            </w:pPr>
+          </w:p>
+        </w:tc>
+      </w:tr>
+      <w:tr>
+        <w:tc>
+          <w:tcPr/>
+          <w:p>
+            <w:pPr>
+              <w:pStyle w:val="Compact"/>
+            </w:pPr>
+            <w:r>
+              <w:t xml:space="preserve">complete_at</w:t>
+            </w:r>
+          </w:p>
+        </w:tc>
+        <w:tc>
+          <w:tcPr/>
+          <w:p>
+            <w:pPr>
+              <w:pStyle w:val="Compact"/>
+            </w:pPr>
+          </w:p>
+        </w:tc>
+        <w:tc>
+          <w:tcPr/>
+          <w:p>
+            <w:pPr>
+              <w:pStyle w:val="Compact"/>
+            </w:pPr>
+            <w:r>
+              <w:t xml:space="preserve">R</w:t>
+            </w:r>
+          </w:p>
+        </w:tc>
+        <w:tc>
+          <w:tcPr/>
+          <w:p>
+            <w:pPr>
+              <w:pStyle w:val="Compact"/>
+            </w:pPr>
+            <w:r>
+              <w:t xml:space="preserve">R</w:t>
+            </w:r>
+          </w:p>
+        </w:tc>
+        <w:tc>
+          <w:tcPr/>
+          <w:p>
+            <w:pPr>
+              <w:pStyle w:val="Compact"/>
+            </w:pPr>
+            <w:r>
+              <w:t xml:space="preserve">R</w:t>
+            </w:r>
+          </w:p>
+        </w:tc>
+        <w:tc>
+          <w:tcPr/>
+          <w:p>
+            <w:pPr>
+              <w:pStyle w:val="Compact"/>
+            </w:pPr>
+            <w:r>
+              <w:t xml:space="preserve">RU</w:t>
+            </w:r>
+          </w:p>
+        </w:tc>
+        <w:tc>
+          <w:tcPr/>
+          <w:p>
+            <w:pPr>
+              <w:pStyle w:val="Compact"/>
+            </w:pPr>
+            <w:r>
+              <w:t xml:space="preserve">RU</w:t>
             </w:r>
           </w:p>
         </w:tc>

--- a/download/service_providing_group_product_application.docx
+++ b/download/service_providing_group_product_application.docx
@@ -2,7 +2,7 @@
 <file path=word/document.xml><?xml version="1.0" encoding="utf-8"?>
 <w:document xmlns:w="http://schemas.openxmlformats.org/wordprocessingml/2006/main" xmlns:m="http://schemas.openxmlformats.org/officeDocument/2006/math" xmlns:r="http://schemas.openxmlformats.org/officeDocument/2006/relationships" xmlns:o="urn:schemas-microsoft-com:office:office" xmlns:v="urn:schemas-microsoft-com:vml" xmlns:w10="urn:schemas-microsoft-com:office:word" xmlns:a="http://schemas.openxmlformats.org/drawingml/2006/main" xmlns:pic="http://schemas.openxmlformats.org/drawingml/2006/picture" xmlns:wp="http://schemas.openxmlformats.org/drawingml/2006/wordprocessingDrawing">
   <w:body>
-    <w:bookmarkStart w:id="48" w:name="Xc4ee095706da034af093450e19895873b70241d"/>
+    <w:bookmarkStart w:id="48" w:name="_c4ee095706da034af093450e19895873b70241d"/>
     <w:p>
       <w:pPr>
         <w:pStyle w:val="Overskrift1"/>
@@ -25,7 +25,7 @@
         <w:t xml:space="preserve">product type, for the SPG to deliver a product to the SO later.</w:t>
       </w:r>
     </w:p>
-    <w:bookmarkStart w:id="23" w:name="application-status-transitions"/>
+    <w:bookmarkStart w:id="23" w:name="_bc51bc7884935050bebf5ab9162964f41bc55ed"/>
     <w:p>
       <w:pPr>
         <w:pStyle w:val="Overskrift2"/>
@@ -169,19 +169,7 @@
         <w:pStyle w:val="BodyText"/>
       </w:pPr>
       <w:r>
-        <w:t xml:space="preserve">The system will regularly check automatically whether SPG grid prequalification</w:t>
-      </w:r>
-      <w:r>
-        <w:t xml:space="preserve"> </w:t>
-      </w:r>
-      <w:r>
-        <w:t xml:space="preserve">resources need to be created for each impacted system operator, and any status</w:t>
-      </w:r>
-      <w:r>
-        <w:t xml:space="preserve"> </w:t>
-      </w:r>
-      <w:r>
-        <w:t xml:space="preserve">change from</w:t>
+        <w:t xml:space="preserve">Once an application moves past</w:t>
       </w:r>
       <w:r>
         <w:t xml:space="preserve"> </w:t>
@@ -193,10 +181,19 @@
         <w:t xml:space="preserve">requested</w:t>
       </w:r>
       <w:r>
+        <w:t xml:space="preserve">, the system creates an SPG grid</w:t>
+      </w:r>
+      <w:r>
         <w:t xml:space="preserve"> </w:t>
       </w:r>
       <w:r>
-        <w:t xml:space="preserve">will trigger this check as well.</w:t>
+        <w:t xml:space="preserve">prequalification for the procuring system operator and for each impacted system operator.</w:t>
+      </w:r>
+      <w:r>
+        <w:t xml:space="preserve"> </w:t>
+      </w:r>
+      <w:r>
+        <w:t xml:space="preserve">The system also checks this regularly, so any missing grid prequalifications are created.</w:t>
       </w:r>
     </w:p>
     <w:p>
@@ -280,7 +277,7 @@
       </w:r>
     </w:p>
     <w:bookmarkEnd w:id="23"/>
-    <w:bookmarkStart w:id="26" w:name="relevant-links"/>
+    <w:bookmarkStart w:id="26" w:name="_79afa4f38a91732ffbb4c55883dc88cdfa88c95"/>
     <w:p>
       <w:pPr>
         <w:pStyle w:val="Overskrift2"/>
@@ -324,7 +321,7 @@
       </w:hyperlink>
     </w:p>
     <w:bookmarkEnd w:id="26"/>
-    <w:bookmarkStart w:id="30" w:name="fields"/>
+    <w:bookmarkStart w:id="30" w:name="_fields"/>
     <w:p>
       <w:pPr>
         <w:pStyle w:val="Overskrift2"/>
@@ -1346,7 +1343,7 @@
       </w:tr>
     </w:tbl>
     <w:bookmarkEnd w:id="30"/>
-    <w:bookmarkStart w:id="31" w:name="validation-rules"/>
+    <w:bookmarkStart w:id="31" w:name="_59f998a8f2e664043807375c511f11331608f95"/>
     <w:p>
       <w:pPr>
         <w:pStyle w:val="Overskrift2"/>
@@ -2059,7 +2056,7 @@
       </w:tr>
     </w:tbl>
     <w:bookmarkEnd w:id="31"/>
-    <w:bookmarkStart w:id="32" w:name="notifications"/>
+    <w:bookmarkStart w:id="32" w:name="_notifications"/>
     <w:p>
       <w:pPr>
         <w:pStyle w:val="Overskrift2"/>
@@ -2151,7 +2148,7 @@
       </w:tr>
     </w:tbl>
     <w:bookmarkEnd w:id="32"/>
-    <w:bookmarkStart w:id="47" w:name="authorization"/>
+    <w:bookmarkStart w:id="47" w:name="_authorization"/>
     <w:p>
       <w:pPr>
         <w:pStyle w:val="Overskrift2"/>
@@ -2160,7 +2157,7 @@
         <w:t xml:space="preserve">Authorization</w:t>
       </w:r>
     </w:p>
-    <w:bookmarkStart w:id="44" w:name="resource-level-authorization"/>
+    <w:bookmarkStart w:id="44" w:name="_ea7458f1c517e163e4c33e527853f16a851511d"/>
     <w:p>
       <w:pPr>
         <w:pStyle w:val="Overskrift3"/>
@@ -2213,7 +2210,7 @@
         <w:t xml:space="preserve">.</w:t>
       </w:r>
     </w:p>
-    <w:bookmarkStart w:id="34" w:name="anonymous"/>
+    <w:bookmarkStart w:id="34" w:name="_anonymous"/>
     <w:p>
       <w:pPr>
         <w:pStyle w:val="Overskrift4"/>
@@ -2231,7 +2228,7 @@
       </w:r>
     </w:p>
     <w:bookmarkEnd w:id="34"/>
-    <w:bookmarkStart w:id="35" w:name="common"/>
+    <w:bookmarkStart w:id="35" w:name="_common"/>
     <w:p>
       <w:pPr>
         <w:pStyle w:val="Overskrift4"/>
@@ -2326,7 +2323,7 @@
       </w:tr>
     </w:tbl>
     <w:bookmarkEnd w:id="35"/>
-    <w:bookmarkStart w:id="36" w:name="balance-responsible-party"/>
+    <w:bookmarkStart w:id="36" w:name="_33d042ea865d9ccdd21972e4941eb9a3e57dea9"/>
     <w:p>
       <w:pPr>
         <w:pStyle w:val="Overskrift4"/>
@@ -2344,7 +2341,7 @@
       </w:r>
     </w:p>
     <w:bookmarkEnd w:id="36"/>
-    <w:bookmarkStart w:id="37" w:name="end-user"/>
+    <w:bookmarkStart w:id="37" w:name="_587ff7c550b65da706cc6ed28c28196eac21d0d"/>
     <w:p>
       <w:pPr>
         <w:pStyle w:val="Overskrift4"/>
@@ -2362,7 +2359,7 @@
       </w:r>
     </w:p>
     <w:bookmarkEnd w:id="37"/>
-    <w:bookmarkStart w:id="38" w:name="energy-supplier"/>
+    <w:bookmarkStart w:id="38" w:name="_0ae40e3cd02a5e6cf223650bdd6f54d616f5022"/>
     <w:p>
       <w:pPr>
         <w:pStyle w:val="Overskrift4"/>
@@ -2380,7 +2377,7 @@
       </w:r>
     </w:p>
     <w:bookmarkEnd w:id="38"/>
-    <w:bookmarkStart w:id="39" w:name="flexibility-information-system-operator"/>
+    <w:bookmarkStart w:id="39" w:name="_205d448ec611aeec17125b0a6a21826729c6ace"/>
     <w:p>
       <w:pPr>
         <w:pStyle w:val="Overskrift4"/>
@@ -2475,7 +2472,7 @@
       </w:tr>
     </w:tbl>
     <w:bookmarkEnd w:id="39"/>
-    <w:bookmarkStart w:id="40" w:name="organisation"/>
+    <w:bookmarkStart w:id="40" w:name="_organisation"/>
     <w:p>
       <w:pPr>
         <w:pStyle w:val="Overskrift4"/>
@@ -2493,7 +2490,7 @@
       </w:r>
     </w:p>
     <w:bookmarkEnd w:id="40"/>
-    <w:bookmarkStart w:id="41" w:name="system-operator"/>
+    <w:bookmarkStart w:id="41" w:name="_fc1969e12ffa04b3f787795e7ddfde406a09f5a"/>
     <w:p>
       <w:pPr>
         <w:pStyle w:val="Overskrift4"/>
@@ -2659,7 +2656,7 @@
       </w:tr>
     </w:tbl>
     <w:bookmarkEnd w:id="41"/>
-    <w:bookmarkStart w:id="42" w:name="service-provider"/>
+    <w:bookmarkStart w:id="42" w:name="_b462e6d210ec9c712e4b2292c76af28fc130787"/>
     <w:p>
       <w:pPr>
         <w:pStyle w:val="Overskrift4"/>
@@ -2832,7 +2829,7 @@
       </w:tr>
     </w:tbl>
     <w:bookmarkEnd w:id="42"/>
-    <w:bookmarkStart w:id="43" w:name="third-party"/>
+    <w:bookmarkStart w:id="43" w:name="_27deb66bcd01342a3df78b2190e8adbdc1219d6"/>
     <w:p>
       <w:pPr>
         <w:pStyle w:val="Overskrift4"/>
@@ -2851,7 +2848,7 @@
     </w:p>
     <w:bookmarkEnd w:id="43"/>
     <w:bookmarkEnd w:id="44"/>
-    <w:bookmarkStart w:id="46" w:name="field-level-authorization"/>
+    <w:bookmarkStart w:id="46" w:name="_12ddb80e42fe95428c38865dcd3a67097e70e69"/>
     <w:p>
       <w:pPr>
         <w:pStyle w:val="Overskrift3"/>

--- a/download/service_providing_group_product_application.docx
+++ b/download/service_providing_group_product_application.docx
@@ -162,6 +162,92 @@
       </w:r>
       <w:r>
         <w:t xml:space="preserve">provider can then make updates and propose the application again.</w:t>
+      </w:r>
+    </w:p>
+    <w:p>
+      <w:pPr>
+        <w:pStyle w:val="BodyText"/>
+      </w:pPr>
+      <w:r>
+        <w:t xml:space="preserve">While an application is</w:t>
+      </w:r>
+      <w:r>
+        <w:t xml:space="preserve"> </w:t>
+      </w:r>
+      <w:r>
+        <w:rPr>
+          <w:rStyle w:val="VerbatimChar"/>
+        </w:rPr>
+        <w:t xml:space="preserve">requested</w:t>
+      </w:r>
+      <w:r>
+        <w:t xml:space="preserve">, the service provider can also withdraw it</w:t>
+      </w:r>
+      <w:r>
+        <w:t xml:space="preserve"> </w:t>
+      </w:r>
+      <w:r>
+        <w:t xml:space="preserve">by setting the status to</w:t>
+      </w:r>
+      <w:r>
+        <w:t xml:space="preserve"> </w:t>
+      </w:r>
+      <w:r>
+        <w:rPr>
+          <w:rStyle w:val="VerbatimChar"/>
+        </w:rPr>
+        <w:t xml:space="preserve">inactive</w:t>
+      </w:r>
+      <w:r>
+        <w:t xml:space="preserve">. An</w:t>
+      </w:r>
+      <w:r>
+        <w:t xml:space="preserve"> </w:t>
+      </w:r>
+      <w:r>
+        <w:rPr>
+          <w:rStyle w:val="VerbatimChar"/>
+        </w:rPr>
+        <w:t xml:space="preserve">inactive</w:t>
+      </w:r>
+      <w:r>
+        <w:t xml:space="preserve"> </w:t>
+      </w:r>
+      <w:r>
+        <w:t xml:space="preserve">application is not processed</w:t>
+      </w:r>
+      <w:r>
+        <w:t xml:space="preserve"> </w:t>
+      </w:r>
+      <w:r>
+        <w:t xml:space="preserve">and does not make the SPG ready for market. The service provider can put it</w:t>
+      </w:r>
+      <w:r>
+        <w:t xml:space="preserve"> </w:t>
+      </w:r>
+      <w:r>
+        <w:t xml:space="preserve">back to</w:t>
+      </w:r>
+      <w:r>
+        <w:t xml:space="preserve"> </w:t>
+      </w:r>
+      <w:r>
+        <w:rPr>
+          <w:rStyle w:val="VerbatimChar"/>
+        </w:rPr>
+        <w:t xml:space="preserve">requested</w:t>
+      </w:r>
+      <w:r>
+        <w:t xml:space="preserve"> </w:t>
+      </w:r>
+      <w:r>
+        <w:t xml:space="preserve">later. Inactive applications do not trigger SPG grid</w:t>
+      </w:r>
+      <w:r>
+        <w:t xml:space="preserve"> </w:t>
+      </w:r>
+      <w:r>
+        <w:t xml:space="preserve">prequalifications.</w:t>
       </w:r>
     </w:p>
     <w:p>
@@ -338,10 +424,10 @@
         <w:tblLook w:firstRow="1" w:lastRow="0" w:firstColumn="0" w:lastColumn="0" w:noHBand="0" w:noVBand="0" w:val="0020"/>
       </w:tblPr>
       <w:tblGrid>
-        <w:gridCol w:w="2109"/>
-        <w:gridCol w:w="2265"/>
-        <w:gridCol w:w="2386"/>
-        <w:gridCol w:w="1158"/>
+        <w:gridCol w:w="2055"/>
+        <w:gridCol w:w="2207"/>
+        <w:gridCol w:w="2527"/>
+        <w:gridCol w:w="1129"/>
       </w:tblGrid>
       <w:tr>
         <w:trPr>
@@ -709,6 +795,18 @@
                 <w:rStyle w:val="VerbatimChar"/>
               </w:rPr>
               <w:t xml:space="preserve">rejected</w:t>
+            </w:r>
+            <w:r>
+              <w:t xml:space="preserve">,</w:t>
+            </w:r>
+            <w:r>
+              <w:t xml:space="preserve"> </w:t>
+            </w:r>
+            <w:r>
+              <w:rPr>
+                <w:rStyle w:val="VerbatimChar"/>
+              </w:rPr>
+              <w:t xml:space="preserve">inactive</w:t>
             </w:r>
             <w:r>
               <w:t xml:space="preserve">Default:</w:t>
@@ -2673,9 +2771,9 @@
         <w:tblLook w:firstRow="1" w:lastRow="0" w:firstColumn="0" w:lastColumn="0" w:noHBand="0" w:noVBand="0" w:val="0020"/>
       </w:tblPr>
       <w:tblGrid>
-        <w:gridCol w:w="751"/>
-        <w:gridCol w:w="6705"/>
-        <w:gridCol w:w="462"/>
+        <w:gridCol w:w="559"/>
+        <w:gridCol w:w="7016"/>
+        <w:gridCol w:w="344"/>
       </w:tblGrid>
       <w:tr>
         <w:trPr>
@@ -2781,10 +2879,34 @@
               <w:t xml:space="preserve">requested</w:t>
             </w:r>
             <w:r>
+              <w:t xml:space="preserve">, or set from</w:t>
+            </w:r>
+            <w:r>
               <w:t xml:space="preserve"> </w:t>
             </w:r>
             <w:r>
-              <w:t xml:space="preserve">or set from</w:t>
+              <w:rPr>
+                <w:rStyle w:val="VerbatimChar"/>
+              </w:rPr>
+              <w:t xml:space="preserve">requested</w:t>
+            </w:r>
+            <w:r>
+              <w:t xml:space="preserve"> </w:t>
+            </w:r>
+            <w:r>
+              <w:t xml:space="preserve">to</w:t>
+            </w:r>
+            <w:r>
+              <w:t xml:space="preserve"> </w:t>
+            </w:r>
+            <w:r>
+              <w:rPr>
+                <w:rStyle w:val="VerbatimChar"/>
+              </w:rPr>
+              <w:t xml:space="preserve">inactive</w:t>
+            </w:r>
+            <w:r>
+              <w:t xml:space="preserve">, or from</w:t>
             </w:r>
             <w:r>
               <w:t xml:space="preserve"> </w:t>
@@ -2794,6 +2916,15 @@
                 <w:rStyle w:val="VerbatimChar"/>
               </w:rPr>
               <w:t xml:space="preserve">rejected</w:t>
+            </w:r>
+            <w:r>
+              <w:t xml:space="preserve">/</w:t>
+            </w:r>
+            <w:r>
+              <w:rPr>
+                <w:rStyle w:val="VerbatimChar"/>
+              </w:rPr>
+              <w:t xml:space="preserve">inactive</w:t>
             </w:r>
             <w:r>
               <w:t xml:space="preserve"> </w:t>
@@ -3039,6 +3170,30 @@
             <w:pPr>
               <w:pStyle w:val="Compact"/>
             </w:pPr>
+          </w:p>
+        </w:tc>
+        <w:tc>
+          <w:tcPr/>
+          <w:p>
+            <w:pPr>
+              <w:pStyle w:val="Compact"/>
+            </w:pPr>
+          </w:p>
+        </w:tc>
+        <w:tc>
+          <w:tcPr/>
+          <w:p>
+            <w:pPr>
+              <w:pStyle w:val="Compact"/>
+            </w:pPr>
+          </w:p>
+        </w:tc>
+        <w:tc>
+          <w:tcPr/>
+          <w:p>
+            <w:pPr>
+              <w:pStyle w:val="Compact"/>
+            </w:pPr>
             <w:r>
               <w:t xml:space="preserve">R</w:t>
             </w:r>
@@ -3072,42 +3227,6 @@
             <w:pPr>
               <w:pStyle w:val="Compact"/>
             </w:pPr>
-            <w:r>
-              <w:t xml:space="preserve">R</w:t>
-            </w:r>
-          </w:p>
-        </w:tc>
-        <w:tc>
-          <w:tcPr/>
-          <w:p>
-            <w:pPr>
-              <w:pStyle w:val="Compact"/>
-            </w:pPr>
-            <w:r>
-              <w:t xml:space="preserve">R</w:t>
-            </w:r>
-          </w:p>
-        </w:tc>
-        <w:tc>
-          <w:tcPr/>
-          <w:p>
-            <w:pPr>
-              <w:pStyle w:val="Compact"/>
-            </w:pPr>
-            <w:r>
-              <w:t xml:space="preserve">R</w:t>
-            </w:r>
-          </w:p>
-        </w:tc>
-        <w:tc>
-          <w:tcPr/>
-          <w:p>
-            <w:pPr>
-              <w:pStyle w:val="Compact"/>
-            </w:pPr>
-            <w:r>
-              <w:t xml:space="preserve">R</w:t>
-            </w:r>
           </w:p>
         </w:tc>
         <w:tc>
@@ -3145,6 +3264,30 @@
             <w:pPr>
               <w:pStyle w:val="Compact"/>
             </w:pPr>
+          </w:p>
+        </w:tc>
+        <w:tc>
+          <w:tcPr/>
+          <w:p>
+            <w:pPr>
+              <w:pStyle w:val="Compact"/>
+            </w:pPr>
+          </w:p>
+        </w:tc>
+        <w:tc>
+          <w:tcPr/>
+          <w:p>
+            <w:pPr>
+              <w:pStyle w:val="Compact"/>
+            </w:pPr>
+          </w:p>
+        </w:tc>
+        <w:tc>
+          <w:tcPr/>
+          <w:p>
+            <w:pPr>
+              <w:pStyle w:val="Compact"/>
+            </w:pPr>
             <w:r>
               <w:t xml:space="preserve">R</w:t>
             </w:r>
@@ -3168,39 +3311,6 @@
               <w:pStyle w:val="Compact"/>
             </w:pPr>
             <w:r>
-              <w:t xml:space="preserve">R</w:t>
-            </w:r>
-          </w:p>
-        </w:tc>
-        <w:tc>
-          <w:tcPr/>
-          <w:p>
-            <w:pPr>
-              <w:pStyle w:val="Compact"/>
-            </w:pPr>
-            <w:r>
-              <w:t xml:space="preserve">R</w:t>
-            </w:r>
-          </w:p>
-        </w:tc>
-        <w:tc>
-          <w:tcPr/>
-          <w:p>
-            <w:pPr>
-              <w:pStyle w:val="Compact"/>
-            </w:pPr>
-            <w:r>
-              <w:t xml:space="preserve">R</w:t>
-            </w:r>
-          </w:p>
-        </w:tc>
-        <w:tc>
-          <w:tcPr/>
-          <w:p>
-            <w:pPr>
-              <w:pStyle w:val="Compact"/>
-            </w:pPr>
-            <w:r>
               <w:t xml:space="preserve">RC</w:t>
             </w:r>
           </w:p>
@@ -3211,9 +3321,6 @@
             <w:pPr>
               <w:pStyle w:val="Compact"/>
             </w:pPr>
-            <w:r>
-              <w:t xml:space="preserve">R</w:t>
-            </w:r>
           </w:p>
         </w:tc>
         <w:tc>
@@ -3251,6 +3358,30 @@
             <w:pPr>
               <w:pStyle w:val="Compact"/>
             </w:pPr>
+          </w:p>
+        </w:tc>
+        <w:tc>
+          <w:tcPr/>
+          <w:p>
+            <w:pPr>
+              <w:pStyle w:val="Compact"/>
+            </w:pPr>
+          </w:p>
+        </w:tc>
+        <w:tc>
+          <w:tcPr/>
+          <w:p>
+            <w:pPr>
+              <w:pStyle w:val="Compact"/>
+            </w:pPr>
+          </w:p>
+        </w:tc>
+        <w:tc>
+          <w:tcPr/>
+          <w:p>
+            <w:pPr>
+              <w:pStyle w:val="Compact"/>
+            </w:pPr>
             <w:r>
               <w:t xml:space="preserve">R</w:t>
             </w:r>
@@ -3274,39 +3405,6 @@
               <w:pStyle w:val="Compact"/>
             </w:pPr>
             <w:r>
-              <w:t xml:space="preserve">R</w:t>
-            </w:r>
-          </w:p>
-        </w:tc>
-        <w:tc>
-          <w:tcPr/>
-          <w:p>
-            <w:pPr>
-              <w:pStyle w:val="Compact"/>
-            </w:pPr>
-            <w:r>
-              <w:t xml:space="preserve">R</w:t>
-            </w:r>
-          </w:p>
-        </w:tc>
-        <w:tc>
-          <w:tcPr/>
-          <w:p>
-            <w:pPr>
-              <w:pStyle w:val="Compact"/>
-            </w:pPr>
-            <w:r>
-              <w:t xml:space="preserve">R</w:t>
-            </w:r>
-          </w:p>
-        </w:tc>
-        <w:tc>
-          <w:tcPr/>
-          <w:p>
-            <w:pPr>
-              <w:pStyle w:val="Compact"/>
-            </w:pPr>
-            <w:r>
               <w:t xml:space="preserve">RC</w:t>
             </w:r>
           </w:p>
@@ -3317,9 +3415,6 @@
             <w:pPr>
               <w:pStyle w:val="Compact"/>
             </w:pPr>
-            <w:r>
-              <w:t xml:space="preserve">R</w:t>
-            </w:r>
           </w:p>
         </w:tc>
         <w:tc>
@@ -3357,31 +3452,22 @@
             <w:pPr>
               <w:pStyle w:val="Compact"/>
             </w:pPr>
-            <w:r>
-              <w:t xml:space="preserve">R</w:t>
-            </w:r>
-          </w:p>
-        </w:tc>
-        <w:tc>
-          <w:tcPr/>
-          <w:p>
-            <w:pPr>
-              <w:pStyle w:val="Compact"/>
-            </w:pPr>
-            <w:r>
-              <w:t xml:space="preserve">R</w:t>
-            </w:r>
-          </w:p>
-        </w:tc>
-        <w:tc>
-          <w:tcPr/>
-          <w:p>
-            <w:pPr>
-              <w:pStyle w:val="Compact"/>
-            </w:pPr>
-            <w:r>
-              <w:t xml:space="preserve">R</w:t>
-            </w:r>
+          </w:p>
+        </w:tc>
+        <w:tc>
+          <w:tcPr/>
+          <w:p>
+            <w:pPr>
+              <w:pStyle w:val="Compact"/>
+            </w:pPr>
+          </w:p>
+        </w:tc>
+        <w:tc>
+          <w:tcPr/>
+          <w:p>
+            <w:pPr>
+              <w:pStyle w:val="Compact"/>
+            </w:pPr>
           </w:p>
         </w:tc>
         <w:tc>
@@ -3423,9 +3509,6 @@
             <w:pPr>
               <w:pStyle w:val="Compact"/>
             </w:pPr>
-            <w:r>
-              <w:t xml:space="preserve">R</w:t>
-            </w:r>
           </w:p>
         </w:tc>
         <w:tc>
@@ -3463,31 +3546,22 @@
             <w:pPr>
               <w:pStyle w:val="Compact"/>
             </w:pPr>
-            <w:r>
-              <w:t xml:space="preserve">R</w:t>
-            </w:r>
-          </w:p>
-        </w:tc>
-        <w:tc>
-          <w:tcPr/>
-          <w:p>
-            <w:pPr>
-              <w:pStyle w:val="Compact"/>
-            </w:pPr>
-            <w:r>
-              <w:t xml:space="preserve">R</w:t>
-            </w:r>
-          </w:p>
-        </w:tc>
-        <w:tc>
-          <w:tcPr/>
-          <w:p>
-            <w:pPr>
-              <w:pStyle w:val="Compact"/>
-            </w:pPr>
-            <w:r>
-              <w:t xml:space="preserve">R</w:t>
-            </w:r>
+          </w:p>
+        </w:tc>
+        <w:tc>
+          <w:tcPr/>
+          <w:p>
+            <w:pPr>
+              <w:pStyle w:val="Compact"/>
+            </w:pPr>
+          </w:p>
+        </w:tc>
+        <w:tc>
+          <w:tcPr/>
+          <w:p>
+            <w:pPr>
+              <w:pStyle w:val="Compact"/>
+            </w:pPr>
           </w:p>
         </w:tc>
         <w:tc>
@@ -3529,9 +3603,6 @@
             <w:pPr>
               <w:pStyle w:val="Compact"/>
             </w:pPr>
-            <w:r>
-              <w:t xml:space="preserve">R</w:t>
-            </w:r>
           </w:p>
         </w:tc>
         <w:tc>
@@ -3569,6 +3640,41 @@
             <w:pPr>
               <w:pStyle w:val="Compact"/>
             </w:pPr>
+          </w:p>
+        </w:tc>
+        <w:tc>
+          <w:tcPr/>
+          <w:p>
+            <w:pPr>
+              <w:pStyle w:val="Compact"/>
+            </w:pPr>
+          </w:p>
+        </w:tc>
+        <w:tc>
+          <w:tcPr/>
+          <w:p>
+            <w:pPr>
+              <w:pStyle w:val="Compact"/>
+            </w:pPr>
+          </w:p>
+        </w:tc>
+        <w:tc>
+          <w:tcPr/>
+          <w:p>
+            <w:pPr>
+              <w:pStyle w:val="Compact"/>
+            </w:pPr>
+            <w:r>
+              <w:t xml:space="preserve">RU</w:t>
+            </w:r>
+          </w:p>
+        </w:tc>
+        <w:tc>
+          <w:tcPr/>
+          <w:p>
+            <w:pPr>
+              <w:pStyle w:val="Compact"/>
+            </w:pPr>
             <w:r>
               <w:t xml:space="preserve">R</w:t>
             </w:r>
@@ -3581,50 +3687,6 @@
               <w:pStyle w:val="Compact"/>
             </w:pPr>
             <w:r>
-              <w:t xml:space="preserve">R</w:t>
-            </w:r>
-          </w:p>
-        </w:tc>
-        <w:tc>
-          <w:tcPr/>
-          <w:p>
-            <w:pPr>
-              <w:pStyle w:val="Compact"/>
-            </w:pPr>
-            <w:r>
-              <w:t xml:space="preserve">R</w:t>
-            </w:r>
-          </w:p>
-        </w:tc>
-        <w:tc>
-          <w:tcPr/>
-          <w:p>
-            <w:pPr>
-              <w:pStyle w:val="Compact"/>
-            </w:pPr>
-            <w:r>
-              <w:t xml:space="preserve">RU</w:t>
-            </w:r>
-          </w:p>
-        </w:tc>
-        <w:tc>
-          <w:tcPr/>
-          <w:p>
-            <w:pPr>
-              <w:pStyle w:val="Compact"/>
-            </w:pPr>
-            <w:r>
-              <w:t xml:space="preserve">R</w:t>
-            </w:r>
-          </w:p>
-        </w:tc>
-        <w:tc>
-          <w:tcPr/>
-          <w:p>
-            <w:pPr>
-              <w:pStyle w:val="Compact"/>
-            </w:pPr>
-            <w:r>
               <w:t xml:space="preserve">RCU</w:t>
             </w:r>
           </w:p>
@@ -3635,9 +3697,6 @@
             <w:pPr>
               <w:pStyle w:val="Compact"/>
             </w:pPr>
-            <w:r>
-              <w:t xml:space="preserve">R</w:t>
-            </w:r>
           </w:p>
         </w:tc>
         <w:tc>
@@ -3675,6 +3734,41 @@
             <w:pPr>
               <w:pStyle w:val="Compact"/>
             </w:pPr>
+          </w:p>
+        </w:tc>
+        <w:tc>
+          <w:tcPr/>
+          <w:p>
+            <w:pPr>
+              <w:pStyle w:val="Compact"/>
+            </w:pPr>
+          </w:p>
+        </w:tc>
+        <w:tc>
+          <w:tcPr/>
+          <w:p>
+            <w:pPr>
+              <w:pStyle w:val="Compact"/>
+            </w:pPr>
+          </w:p>
+        </w:tc>
+        <w:tc>
+          <w:tcPr/>
+          <w:p>
+            <w:pPr>
+              <w:pStyle w:val="Compact"/>
+            </w:pPr>
+            <w:r>
+              <w:t xml:space="preserve">RU</w:t>
+            </w:r>
+          </w:p>
+        </w:tc>
+        <w:tc>
+          <w:tcPr/>
+          <w:p>
+            <w:pPr>
+              <w:pStyle w:val="Compact"/>
+            </w:pPr>
             <w:r>
               <w:t xml:space="preserve">R</w:t>
             </w:r>
@@ -3687,50 +3781,6 @@
               <w:pStyle w:val="Compact"/>
             </w:pPr>
             <w:r>
-              <w:t xml:space="preserve">R</w:t>
-            </w:r>
-          </w:p>
-        </w:tc>
-        <w:tc>
-          <w:tcPr/>
-          <w:p>
-            <w:pPr>
-              <w:pStyle w:val="Compact"/>
-            </w:pPr>
-            <w:r>
-              <w:t xml:space="preserve">R</w:t>
-            </w:r>
-          </w:p>
-        </w:tc>
-        <w:tc>
-          <w:tcPr/>
-          <w:p>
-            <w:pPr>
-              <w:pStyle w:val="Compact"/>
-            </w:pPr>
-            <w:r>
-              <w:t xml:space="preserve">RU</w:t>
-            </w:r>
-          </w:p>
-        </w:tc>
-        <w:tc>
-          <w:tcPr/>
-          <w:p>
-            <w:pPr>
-              <w:pStyle w:val="Compact"/>
-            </w:pPr>
-            <w:r>
-              <w:t xml:space="preserve">R</w:t>
-            </w:r>
-          </w:p>
-        </w:tc>
-        <w:tc>
-          <w:tcPr/>
-          <w:p>
-            <w:pPr>
-              <w:pStyle w:val="Compact"/>
-            </w:pPr>
-            <w:r>
               <w:t xml:space="preserve">RCU</w:t>
             </w:r>
           </w:p>
@@ -3741,9 +3791,6 @@
             <w:pPr>
               <w:pStyle w:val="Compact"/>
             </w:pPr>
-            <w:r>
-              <w:t xml:space="preserve">R</w:t>
-            </w:r>
           </w:p>
         </w:tc>
         <w:tc>
@@ -3781,6 +3828,41 @@
             <w:pPr>
               <w:pStyle w:val="Compact"/>
             </w:pPr>
+          </w:p>
+        </w:tc>
+        <w:tc>
+          <w:tcPr/>
+          <w:p>
+            <w:pPr>
+              <w:pStyle w:val="Compact"/>
+            </w:pPr>
+          </w:p>
+        </w:tc>
+        <w:tc>
+          <w:tcPr/>
+          <w:p>
+            <w:pPr>
+              <w:pStyle w:val="Compact"/>
+            </w:pPr>
+          </w:p>
+        </w:tc>
+        <w:tc>
+          <w:tcPr/>
+          <w:p>
+            <w:pPr>
+              <w:pStyle w:val="Compact"/>
+            </w:pPr>
+            <w:r>
+              <w:t xml:space="preserve">RU</w:t>
+            </w:r>
+          </w:p>
+        </w:tc>
+        <w:tc>
+          <w:tcPr/>
+          <w:p>
+            <w:pPr>
+              <w:pStyle w:val="Compact"/>
+            </w:pPr>
             <w:r>
               <w:t xml:space="preserve">R</w:t>
             </w:r>
@@ -3793,50 +3875,6 @@
               <w:pStyle w:val="Compact"/>
             </w:pPr>
             <w:r>
-              <w:t xml:space="preserve">R</w:t>
-            </w:r>
-          </w:p>
-        </w:tc>
-        <w:tc>
-          <w:tcPr/>
-          <w:p>
-            <w:pPr>
-              <w:pStyle w:val="Compact"/>
-            </w:pPr>
-            <w:r>
-              <w:t xml:space="preserve">R</w:t>
-            </w:r>
-          </w:p>
-        </w:tc>
-        <w:tc>
-          <w:tcPr/>
-          <w:p>
-            <w:pPr>
-              <w:pStyle w:val="Compact"/>
-            </w:pPr>
-            <w:r>
-              <w:t xml:space="preserve">RU</w:t>
-            </w:r>
-          </w:p>
-        </w:tc>
-        <w:tc>
-          <w:tcPr/>
-          <w:p>
-            <w:pPr>
-              <w:pStyle w:val="Compact"/>
-            </w:pPr>
-            <w:r>
-              <w:t xml:space="preserve">R</w:t>
-            </w:r>
-          </w:p>
-        </w:tc>
-        <w:tc>
-          <w:tcPr/>
-          <w:p>
-            <w:pPr>
-              <w:pStyle w:val="Compact"/>
-            </w:pPr>
-            <w:r>
               <w:t xml:space="preserve">RCU</w:t>
             </w:r>
           </w:p>
@@ -3847,9 +3885,6 @@
             <w:pPr>
               <w:pStyle w:val="Compact"/>
             </w:pPr>
-            <w:r>
-              <w:t xml:space="preserve">R</w:t>
-            </w:r>
           </w:p>
         </w:tc>
         <w:tc>
@@ -3887,6 +3922,52 @@
             <w:pPr>
               <w:pStyle w:val="Compact"/>
             </w:pPr>
+          </w:p>
+        </w:tc>
+        <w:tc>
+          <w:tcPr/>
+          <w:p>
+            <w:pPr>
+              <w:pStyle w:val="Compact"/>
+            </w:pPr>
+          </w:p>
+        </w:tc>
+        <w:tc>
+          <w:tcPr/>
+          <w:p>
+            <w:pPr>
+              <w:pStyle w:val="Compact"/>
+            </w:pPr>
+          </w:p>
+        </w:tc>
+        <w:tc>
+          <w:tcPr/>
+          <w:p>
+            <w:pPr>
+              <w:pStyle w:val="Compact"/>
+            </w:pPr>
+            <w:r>
+              <w:t xml:space="preserve">RU</w:t>
+            </w:r>
+          </w:p>
+        </w:tc>
+        <w:tc>
+          <w:tcPr/>
+          <w:p>
+            <w:pPr>
+              <w:pStyle w:val="Compact"/>
+            </w:pPr>
+            <w:r>
+              <w:t xml:space="preserve">RU</w:t>
+            </w:r>
+          </w:p>
+        </w:tc>
+        <w:tc>
+          <w:tcPr/>
+          <w:p>
+            <w:pPr>
+              <w:pStyle w:val="Compact"/>
+            </w:pPr>
             <w:r>
               <w:t xml:space="preserve">R</w:t>
             </w:r>
@@ -3898,64 +3979,6 @@
             <w:pPr>
               <w:pStyle w:val="Compact"/>
             </w:pPr>
-            <w:r>
-              <w:t xml:space="preserve">R</w:t>
-            </w:r>
-          </w:p>
-        </w:tc>
-        <w:tc>
-          <w:tcPr/>
-          <w:p>
-            <w:pPr>
-              <w:pStyle w:val="Compact"/>
-            </w:pPr>
-            <w:r>
-              <w:t xml:space="preserve">R</w:t>
-            </w:r>
-          </w:p>
-        </w:tc>
-        <w:tc>
-          <w:tcPr/>
-          <w:p>
-            <w:pPr>
-              <w:pStyle w:val="Compact"/>
-            </w:pPr>
-            <w:r>
-              <w:t xml:space="preserve">RU</w:t>
-            </w:r>
-          </w:p>
-        </w:tc>
-        <w:tc>
-          <w:tcPr/>
-          <w:p>
-            <w:pPr>
-              <w:pStyle w:val="Compact"/>
-            </w:pPr>
-            <w:r>
-              <w:t xml:space="preserve">RU</w:t>
-            </w:r>
-          </w:p>
-        </w:tc>
-        <w:tc>
-          <w:tcPr/>
-          <w:p>
-            <w:pPr>
-              <w:pStyle w:val="Compact"/>
-            </w:pPr>
-            <w:r>
-              <w:t xml:space="preserve">R</w:t>
-            </w:r>
-          </w:p>
-        </w:tc>
-        <w:tc>
-          <w:tcPr/>
-          <w:p>
-            <w:pPr>
-              <w:pStyle w:val="Compact"/>
-            </w:pPr>
-            <w:r>
-              <w:t xml:space="preserve">R</w:t>
-            </w:r>
           </w:p>
         </w:tc>
         <w:tc>
@@ -3993,6 +4016,52 @@
             <w:pPr>
               <w:pStyle w:val="Compact"/>
             </w:pPr>
+          </w:p>
+        </w:tc>
+        <w:tc>
+          <w:tcPr/>
+          <w:p>
+            <w:pPr>
+              <w:pStyle w:val="Compact"/>
+            </w:pPr>
+          </w:p>
+        </w:tc>
+        <w:tc>
+          <w:tcPr/>
+          <w:p>
+            <w:pPr>
+              <w:pStyle w:val="Compact"/>
+            </w:pPr>
+          </w:p>
+        </w:tc>
+        <w:tc>
+          <w:tcPr/>
+          <w:p>
+            <w:pPr>
+              <w:pStyle w:val="Compact"/>
+            </w:pPr>
+            <w:r>
+              <w:t xml:space="preserve">RU</w:t>
+            </w:r>
+          </w:p>
+        </w:tc>
+        <w:tc>
+          <w:tcPr/>
+          <w:p>
+            <w:pPr>
+              <w:pStyle w:val="Compact"/>
+            </w:pPr>
+            <w:r>
+              <w:t xml:space="preserve">RU</w:t>
+            </w:r>
+          </w:p>
+        </w:tc>
+        <w:tc>
+          <w:tcPr/>
+          <w:p>
+            <w:pPr>
+              <w:pStyle w:val="Compact"/>
+            </w:pPr>
             <w:r>
               <w:t xml:space="preserve">R</w:t>
             </w:r>
@@ -4004,64 +4073,6 @@
             <w:pPr>
               <w:pStyle w:val="Compact"/>
             </w:pPr>
-            <w:r>
-              <w:t xml:space="preserve">R</w:t>
-            </w:r>
-          </w:p>
-        </w:tc>
-        <w:tc>
-          <w:tcPr/>
-          <w:p>
-            <w:pPr>
-              <w:pStyle w:val="Compact"/>
-            </w:pPr>
-            <w:r>
-              <w:t xml:space="preserve">R</w:t>
-            </w:r>
-          </w:p>
-        </w:tc>
-        <w:tc>
-          <w:tcPr/>
-          <w:p>
-            <w:pPr>
-              <w:pStyle w:val="Compact"/>
-            </w:pPr>
-            <w:r>
-              <w:t xml:space="preserve">RU</w:t>
-            </w:r>
-          </w:p>
-        </w:tc>
-        <w:tc>
-          <w:tcPr/>
-          <w:p>
-            <w:pPr>
-              <w:pStyle w:val="Compact"/>
-            </w:pPr>
-            <w:r>
-              <w:t xml:space="preserve">RU</w:t>
-            </w:r>
-          </w:p>
-        </w:tc>
-        <w:tc>
-          <w:tcPr/>
-          <w:p>
-            <w:pPr>
-              <w:pStyle w:val="Compact"/>
-            </w:pPr>
-            <w:r>
-              <w:t xml:space="preserve">R</w:t>
-            </w:r>
-          </w:p>
-        </w:tc>
-        <w:tc>
-          <w:tcPr/>
-          <w:p>
-            <w:pPr>
-              <w:pStyle w:val="Compact"/>
-            </w:pPr>
-            <w:r>
-              <w:t xml:space="preserve">R</w:t>
-            </w:r>
           </w:p>
         </w:tc>
         <w:tc>
@@ -4099,6 +4110,41 @@
             <w:pPr>
               <w:pStyle w:val="Compact"/>
             </w:pPr>
+          </w:p>
+        </w:tc>
+        <w:tc>
+          <w:tcPr/>
+          <w:p>
+            <w:pPr>
+              <w:pStyle w:val="Compact"/>
+            </w:pPr>
+          </w:p>
+        </w:tc>
+        <w:tc>
+          <w:tcPr/>
+          <w:p>
+            <w:pPr>
+              <w:pStyle w:val="Compact"/>
+            </w:pPr>
+          </w:p>
+        </w:tc>
+        <w:tc>
+          <w:tcPr/>
+          <w:p>
+            <w:pPr>
+              <w:pStyle w:val="Compact"/>
+            </w:pPr>
+            <w:r>
+              <w:t xml:space="preserve">RU</w:t>
+            </w:r>
+          </w:p>
+        </w:tc>
+        <w:tc>
+          <w:tcPr/>
+          <w:p>
+            <w:pPr>
+              <w:pStyle w:val="Compact"/>
+            </w:pPr>
             <w:r>
               <w:t xml:space="preserve">R</w:t>
             </w:r>
@@ -4111,50 +4157,6 @@
               <w:pStyle w:val="Compact"/>
             </w:pPr>
             <w:r>
-              <w:t xml:space="preserve">R</w:t>
-            </w:r>
-          </w:p>
-        </w:tc>
-        <w:tc>
-          <w:tcPr/>
-          <w:p>
-            <w:pPr>
-              <w:pStyle w:val="Compact"/>
-            </w:pPr>
-            <w:r>
-              <w:t xml:space="preserve">R</w:t>
-            </w:r>
-          </w:p>
-        </w:tc>
-        <w:tc>
-          <w:tcPr/>
-          <w:p>
-            <w:pPr>
-              <w:pStyle w:val="Compact"/>
-            </w:pPr>
-            <w:r>
-              <w:t xml:space="preserve">RU</w:t>
-            </w:r>
-          </w:p>
-        </w:tc>
-        <w:tc>
-          <w:tcPr/>
-          <w:p>
-            <w:pPr>
-              <w:pStyle w:val="Compact"/>
-            </w:pPr>
-            <w:r>
-              <w:t xml:space="preserve">R</w:t>
-            </w:r>
-          </w:p>
-        </w:tc>
-        <w:tc>
-          <w:tcPr/>
-          <w:p>
-            <w:pPr>
-              <w:pStyle w:val="Compact"/>
-            </w:pPr>
-            <w:r>
               <w:t xml:space="preserve">RCU</w:t>
             </w:r>
           </w:p>
@@ -4165,9 +4167,6 @@
             <w:pPr>
               <w:pStyle w:val="Compact"/>
             </w:pPr>
-            <w:r>
-              <w:t xml:space="preserve">R</w:t>
-            </w:r>
           </w:p>
         </w:tc>
         <w:tc>
@@ -4205,6 +4204,41 @@
             <w:pPr>
               <w:pStyle w:val="Compact"/>
             </w:pPr>
+          </w:p>
+        </w:tc>
+        <w:tc>
+          <w:tcPr/>
+          <w:p>
+            <w:pPr>
+              <w:pStyle w:val="Compact"/>
+            </w:pPr>
+          </w:p>
+        </w:tc>
+        <w:tc>
+          <w:tcPr/>
+          <w:p>
+            <w:pPr>
+              <w:pStyle w:val="Compact"/>
+            </w:pPr>
+          </w:p>
+        </w:tc>
+        <w:tc>
+          <w:tcPr/>
+          <w:p>
+            <w:pPr>
+              <w:pStyle w:val="Compact"/>
+            </w:pPr>
+            <w:r>
+              <w:t xml:space="preserve">RU</w:t>
+            </w:r>
+          </w:p>
+        </w:tc>
+        <w:tc>
+          <w:tcPr/>
+          <w:p>
+            <w:pPr>
+              <w:pStyle w:val="Compact"/>
+            </w:pPr>
             <w:r>
               <w:t xml:space="preserve">R</w:t>
             </w:r>
@@ -4217,50 +4251,6 @@
               <w:pStyle w:val="Compact"/>
             </w:pPr>
             <w:r>
-              <w:t xml:space="preserve">R</w:t>
-            </w:r>
-          </w:p>
-        </w:tc>
-        <w:tc>
-          <w:tcPr/>
-          <w:p>
-            <w:pPr>
-              <w:pStyle w:val="Compact"/>
-            </w:pPr>
-            <w:r>
-              <w:t xml:space="preserve">R</w:t>
-            </w:r>
-          </w:p>
-        </w:tc>
-        <w:tc>
-          <w:tcPr/>
-          <w:p>
-            <w:pPr>
-              <w:pStyle w:val="Compact"/>
-            </w:pPr>
-            <w:r>
-              <w:t xml:space="preserve">RU</w:t>
-            </w:r>
-          </w:p>
-        </w:tc>
-        <w:tc>
-          <w:tcPr/>
-          <w:p>
-            <w:pPr>
-              <w:pStyle w:val="Compact"/>
-            </w:pPr>
-            <w:r>
-              <w:t xml:space="preserve">R</w:t>
-            </w:r>
-          </w:p>
-        </w:tc>
-        <w:tc>
-          <w:tcPr/>
-          <w:p>
-            <w:pPr>
-              <w:pStyle w:val="Compact"/>
-            </w:pPr>
-            <w:r>
               <w:t xml:space="preserve">RCU</w:t>
             </w:r>
           </w:p>
@@ -4271,9 +4261,6 @@
             <w:pPr>
               <w:pStyle w:val="Compact"/>
             </w:pPr>
-            <w:r>
-              <w:t xml:space="preserve">R</w:t>
-            </w:r>
           </w:p>
         </w:tc>
         <w:tc>
@@ -4311,6 +4298,30 @@
             <w:pPr>
               <w:pStyle w:val="Compact"/>
             </w:pPr>
+          </w:p>
+        </w:tc>
+        <w:tc>
+          <w:tcPr/>
+          <w:p>
+            <w:pPr>
+              <w:pStyle w:val="Compact"/>
+            </w:pPr>
+          </w:p>
+        </w:tc>
+        <w:tc>
+          <w:tcPr/>
+          <w:p>
+            <w:pPr>
+              <w:pStyle w:val="Compact"/>
+            </w:pPr>
+          </w:p>
+        </w:tc>
+        <w:tc>
+          <w:tcPr/>
+          <w:p>
+            <w:pPr>
+              <w:pStyle w:val="Compact"/>
+            </w:pPr>
             <w:r>
               <w:t xml:space="preserve">R</w:t>
             </w:r>
@@ -4344,42 +4355,6 @@
             <w:pPr>
               <w:pStyle w:val="Compact"/>
             </w:pPr>
-            <w:r>
-              <w:t xml:space="preserve">R</w:t>
-            </w:r>
-          </w:p>
-        </w:tc>
-        <w:tc>
-          <w:tcPr/>
-          <w:p>
-            <w:pPr>
-              <w:pStyle w:val="Compact"/>
-            </w:pPr>
-            <w:r>
-              <w:t xml:space="preserve">R</w:t>
-            </w:r>
-          </w:p>
-        </w:tc>
-        <w:tc>
-          <w:tcPr/>
-          <w:p>
-            <w:pPr>
-              <w:pStyle w:val="Compact"/>
-            </w:pPr>
-            <w:r>
-              <w:t xml:space="preserve">R</w:t>
-            </w:r>
-          </w:p>
-        </w:tc>
-        <w:tc>
-          <w:tcPr/>
-          <w:p>
-            <w:pPr>
-              <w:pStyle w:val="Compact"/>
-            </w:pPr>
-            <w:r>
-              <w:t xml:space="preserve">R</w:t>
-            </w:r>
           </w:p>
         </w:tc>
         <w:tc>
@@ -4417,6 +4392,30 @@
             <w:pPr>
               <w:pStyle w:val="Compact"/>
             </w:pPr>
+          </w:p>
+        </w:tc>
+        <w:tc>
+          <w:tcPr/>
+          <w:p>
+            <w:pPr>
+              <w:pStyle w:val="Compact"/>
+            </w:pPr>
+          </w:p>
+        </w:tc>
+        <w:tc>
+          <w:tcPr/>
+          <w:p>
+            <w:pPr>
+              <w:pStyle w:val="Compact"/>
+            </w:pPr>
+          </w:p>
+        </w:tc>
+        <w:tc>
+          <w:tcPr/>
+          <w:p>
+            <w:pPr>
+              <w:pStyle w:val="Compact"/>
+            </w:pPr>
             <w:r>
               <w:t xml:space="preserve">R</w:t>
             </w:r>
@@ -4450,42 +4449,6 @@
             <w:pPr>
               <w:pStyle w:val="Compact"/>
             </w:pPr>
-            <w:r>
-              <w:t xml:space="preserve">R</w:t>
-            </w:r>
-          </w:p>
-        </w:tc>
-        <w:tc>
-          <w:tcPr/>
-          <w:p>
-            <w:pPr>
-              <w:pStyle w:val="Compact"/>
-            </w:pPr>
-            <w:r>
-              <w:t xml:space="preserve">R</w:t>
-            </w:r>
-          </w:p>
-        </w:tc>
-        <w:tc>
-          <w:tcPr/>
-          <w:p>
-            <w:pPr>
-              <w:pStyle w:val="Compact"/>
-            </w:pPr>
-            <w:r>
-              <w:t xml:space="preserve">R</w:t>
-            </w:r>
-          </w:p>
-        </w:tc>
-        <w:tc>
-          <w:tcPr/>
-          <w:p>
-            <w:pPr>
-              <w:pStyle w:val="Compact"/>
-            </w:pPr>
-            <w:r>
-              <w:t xml:space="preserve">R</w:t>
-            </w:r>
           </w:p>
         </w:tc>
         <w:tc>
@@ -4523,6 +4486,30 @@
             <w:pPr>
               <w:pStyle w:val="Compact"/>
             </w:pPr>
+          </w:p>
+        </w:tc>
+        <w:tc>
+          <w:tcPr/>
+          <w:p>
+            <w:pPr>
+              <w:pStyle w:val="Compact"/>
+            </w:pPr>
+          </w:p>
+        </w:tc>
+        <w:tc>
+          <w:tcPr/>
+          <w:p>
+            <w:pPr>
+              <w:pStyle w:val="Compact"/>
+            </w:pPr>
+          </w:p>
+        </w:tc>
+        <w:tc>
+          <w:tcPr/>
+          <w:p>
+            <w:pPr>
+              <w:pStyle w:val="Compact"/>
+            </w:pPr>
             <w:r>
               <w:t xml:space="preserve">R</w:t>
             </w:r>
@@ -4556,42 +4543,6 @@
             <w:pPr>
               <w:pStyle w:val="Compact"/>
             </w:pPr>
-            <w:r>
-              <w:t xml:space="preserve">R</w:t>
-            </w:r>
-          </w:p>
-        </w:tc>
-        <w:tc>
-          <w:tcPr/>
-          <w:p>
-            <w:pPr>
-              <w:pStyle w:val="Compact"/>
-            </w:pPr>
-            <w:r>
-              <w:t xml:space="preserve">R</w:t>
-            </w:r>
-          </w:p>
-        </w:tc>
-        <w:tc>
-          <w:tcPr/>
-          <w:p>
-            <w:pPr>
-              <w:pStyle w:val="Compact"/>
-            </w:pPr>
-            <w:r>
-              <w:t xml:space="preserve">R</w:t>
-            </w:r>
-          </w:p>
-        </w:tc>
-        <w:tc>
-          <w:tcPr/>
-          <w:p>
-            <w:pPr>
-              <w:pStyle w:val="Compact"/>
-            </w:pPr>
-            <w:r>
-              <w:t xml:space="preserve">R</w:t>
-            </w:r>
           </w:p>
         </w:tc>
         <w:tc>
@@ -4629,6 +4580,52 @@
             <w:pPr>
               <w:pStyle w:val="Compact"/>
             </w:pPr>
+          </w:p>
+        </w:tc>
+        <w:tc>
+          <w:tcPr/>
+          <w:p>
+            <w:pPr>
+              <w:pStyle w:val="Compact"/>
+            </w:pPr>
+          </w:p>
+        </w:tc>
+        <w:tc>
+          <w:tcPr/>
+          <w:p>
+            <w:pPr>
+              <w:pStyle w:val="Compact"/>
+            </w:pPr>
+          </w:p>
+        </w:tc>
+        <w:tc>
+          <w:tcPr/>
+          <w:p>
+            <w:pPr>
+              <w:pStyle w:val="Compact"/>
+            </w:pPr>
+            <w:r>
+              <w:t xml:space="preserve">RU</w:t>
+            </w:r>
+          </w:p>
+        </w:tc>
+        <w:tc>
+          <w:tcPr/>
+          <w:p>
+            <w:pPr>
+              <w:pStyle w:val="Compact"/>
+            </w:pPr>
+            <w:r>
+              <w:t xml:space="preserve">RU</w:t>
+            </w:r>
+          </w:p>
+        </w:tc>
+        <w:tc>
+          <w:tcPr/>
+          <w:p>
+            <w:pPr>
+              <w:pStyle w:val="Compact"/>
+            </w:pPr>
             <w:r>
               <w:t xml:space="preserve">R</w:t>
             </w:r>
@@ -4640,64 +4637,6 @@
             <w:pPr>
               <w:pStyle w:val="Compact"/>
             </w:pPr>
-            <w:r>
-              <w:t xml:space="preserve">R</w:t>
-            </w:r>
-          </w:p>
-        </w:tc>
-        <w:tc>
-          <w:tcPr/>
-          <w:p>
-            <w:pPr>
-              <w:pStyle w:val="Compact"/>
-            </w:pPr>
-            <w:r>
-              <w:t xml:space="preserve">R</w:t>
-            </w:r>
-          </w:p>
-        </w:tc>
-        <w:tc>
-          <w:tcPr/>
-          <w:p>
-            <w:pPr>
-              <w:pStyle w:val="Compact"/>
-            </w:pPr>
-            <w:r>
-              <w:t xml:space="preserve">RU</w:t>
-            </w:r>
-          </w:p>
-        </w:tc>
-        <w:tc>
-          <w:tcPr/>
-          <w:p>
-            <w:pPr>
-              <w:pStyle w:val="Compact"/>
-            </w:pPr>
-            <w:r>
-              <w:t xml:space="preserve">RU</w:t>
-            </w:r>
-          </w:p>
-        </w:tc>
-        <w:tc>
-          <w:tcPr/>
-          <w:p>
-            <w:pPr>
-              <w:pStyle w:val="Compact"/>
-            </w:pPr>
-            <w:r>
-              <w:t xml:space="preserve">R</w:t>
-            </w:r>
-          </w:p>
-        </w:tc>
-        <w:tc>
-          <w:tcPr/>
-          <w:p>
-            <w:pPr>
-              <w:pStyle w:val="Compact"/>
-            </w:pPr>
-            <w:r>
-              <w:t xml:space="preserve">R</w:t>
-            </w:r>
           </w:p>
         </w:tc>
         <w:tc>
